--- a/wwwroot/DocxModel/Development/WET_Dimensional_Change_Wasing_Fabric.docx
+++ b/wwwroot/DocxModel/Development/WET_Dimensional_Change_Wasing_Fabric.docx
@@ -13,10 +13,9 @@
         <w:sectPr>
           <w:headerReference w:type="even" r:id="rId8"/>
           <w:headerReference w:type="default" r:id="rId9"/>
-          <w:footerReference w:type="even" r:id="rId10"/>
-          <w:footerReference w:type="default" r:id="rId11"/>
-          <w:headerReference w:type="first" r:id="rId12"/>
-          <w:footerReference w:type="first" r:id="rId13"/>
+          <w:footerReference w:type="default" r:id="rId10"/>
+          <w:headerReference w:type="first" r:id="rId11"/>
+          <w:footerReference w:type="first" r:id="rId12"/>
           <w:pgSz w:w="11906" w:h="16838"/>
           <w:pgMar w:top="720" w:right="720" w:bottom="720" w:left="720" w:header="60" w:footer="708" w:gutter="0"/>
           <w:cols w:space="708"/>
@@ -2663,1894 +2662,7 @@
         <w:spacing w:after="0" w:line="240" w:lineRule="auto"/>
         <w:jc w:val="both"/>
         <w:rPr>
-          <w:rFonts w:ascii="Arial" w:hAnsi="Arial" w:cs="Arial"/>
-          <w:color w:val="000000" w:themeColor="text1"/>
-          <w:sz w:val="20"/>
-          <w:szCs w:val="20"/>
-        </w:rPr>
-      </w:pPr>
-    </w:p>
-    <w:tbl>
-      <w:tblPr>
-        <w:tblW w:w="10490" w:type="dxa"/>
-        <w:jc w:val="center"/>
-        <w:tblLayout w:type="fixed"/>
-        <w:tblLook w:val="04A0" w:firstRow="1" w:lastRow="0" w:firstColumn="1" w:lastColumn="0" w:noHBand="0" w:noVBand="1"/>
-      </w:tblPr>
-      <w:tblGrid>
-        <w:gridCol w:w="851"/>
-        <w:gridCol w:w="1134"/>
-        <w:gridCol w:w="1417"/>
-        <w:gridCol w:w="1134"/>
-        <w:gridCol w:w="1134"/>
-        <w:gridCol w:w="1134"/>
-        <w:gridCol w:w="1418"/>
-        <w:gridCol w:w="1134"/>
-        <w:gridCol w:w="1134"/>
-      </w:tblGrid>
-      <w:tr>
-        <w:trPr>
-          <w:trHeight w:val="410"/>
-          <w:jc w:val="center"/>
-        </w:trPr>
-        <w:tc>
-          <w:tcPr>
-            <w:tcW w:w="5670" w:type="dxa"/>
-            <w:gridSpan w:val="5"/>
-            <w:tcBorders>
-              <w:bottom w:val="single" w:sz="4" w:space="0" w:color="auto"/>
-            </w:tcBorders>
-            <w:vAlign w:val="center"/>
-          </w:tcPr>
-          <w:p>
-            <w:pPr>
-              <w:spacing w:after="0" w:line="240" w:lineRule="auto"/>
-              <w:rPr>
-                <w:rFonts w:ascii="Arial" w:hAnsi="Arial" w:cs="Arial"/>
-              </w:rPr>
-            </w:pPr>
-            <w:r>
-              <w:rPr>
-                <w:rFonts w:ascii="Arial" w:hAnsi="Arial" w:cs="Arial" w:hint="eastAsia"/>
-              </w:rPr>
-              <w:t>Sample:</w:t>
-            </w:r>
-            <w:r>
-              <w:rPr>
-                <w:rFonts w:ascii="Arial" w:hAnsi="Arial" w:cs="Arial" w:hint="eastAsia"/>
-              </w:rPr>
-              <w:t xml:space="preserve">  </w:t>
-            </w:r>
-            <w:bookmarkStart w:id="11" w:name="Sample_data_3"/>
-            <w:bookmarkEnd w:id="11"/>
-          </w:p>
-        </w:tc>
-        <w:tc>
-          <w:tcPr>
-            <w:tcW w:w="4820" w:type="dxa"/>
-            <w:gridSpan w:val="4"/>
-            <w:tcBorders>
-              <w:bottom w:val="single" w:sz="4" w:space="0" w:color="auto"/>
-            </w:tcBorders>
-            <w:vAlign w:val="center"/>
-          </w:tcPr>
-          <w:p>
-            <w:pPr>
-              <w:spacing w:after="0" w:line="240" w:lineRule="auto"/>
-              <w:rPr>
-                <w:rFonts w:ascii="Arial" w:hAnsi="Arial" w:cs="Arial"/>
-              </w:rPr>
-            </w:pPr>
-            <w:r>
-              <w:rPr>
-                <w:rFonts w:ascii="Arial" w:hAnsi="Arial" w:cs="Arial" w:hint="eastAsia"/>
-              </w:rPr>
-              <w:t>Sample:</w:t>
-            </w:r>
-            <w:r>
-              <w:rPr>
-                <w:rFonts w:ascii="Arial" w:hAnsi="Arial" w:cs="Arial" w:hint="eastAsia"/>
-              </w:rPr>
-              <w:t xml:space="preserve">  </w:t>
-            </w:r>
-            <w:bookmarkStart w:id="12" w:name="Sample_data_4"/>
-            <w:bookmarkEnd w:id="12"/>
-          </w:p>
-        </w:tc>
-      </w:tr>
-      <w:tr>
-        <w:trPr>
-          <w:trHeight w:val="311"/>
-          <w:jc w:val="center"/>
-        </w:trPr>
-        <w:tc>
-          <w:tcPr>
-            <w:tcW w:w="851" w:type="dxa"/>
-            <w:vMerge w:val="restart"/>
-            <w:tcBorders>
-              <w:top w:val="single" w:sz="4" w:space="0" w:color="auto"/>
-              <w:left w:val="single" w:sz="4" w:space="0" w:color="auto"/>
-              <w:right w:val="single" w:sz="4" w:space="0" w:color="auto"/>
-            </w:tcBorders>
-            <w:vAlign w:val="center"/>
-          </w:tcPr>
-          <w:p>
-            <w:pPr>
-              <w:spacing w:after="0" w:line="240" w:lineRule="auto"/>
-              <w:rPr>
-                <w:rFonts w:ascii="Arial" w:hAnsi="Arial" w:cs="Arial"/>
-              </w:rPr>
-            </w:pPr>
-          </w:p>
-        </w:tc>
-        <w:tc>
-          <w:tcPr>
-            <w:tcW w:w="1134" w:type="dxa"/>
-            <w:tcBorders>
-              <w:top w:val="single" w:sz="4" w:space="0" w:color="auto"/>
-              <w:left w:val="single" w:sz="4" w:space="0" w:color="auto"/>
-              <w:right w:val="single" w:sz="4" w:space="0" w:color="auto"/>
-            </w:tcBorders>
-            <w:vAlign w:val="center"/>
-          </w:tcPr>
-          <w:p>
-            <w:pPr>
-              <w:spacing w:after="0" w:line="240" w:lineRule="auto"/>
-              <w:jc w:val="center"/>
-              <w:rPr>
-                <w:rFonts w:ascii="Arial" w:hAnsi="Arial" w:cs="Arial"/>
-                <w:sz w:val="20"/>
-                <w:szCs w:val="20"/>
-              </w:rPr>
-            </w:pPr>
-            <w:r>
-              <w:rPr>
-                <w:rFonts w:ascii="Arial" w:hAnsi="Arial" w:cs="Arial" w:hint="eastAsia"/>
-                <w:sz w:val="20"/>
-                <w:szCs w:val="20"/>
-              </w:rPr>
-              <w:t>Original</w:t>
-            </w:r>
-          </w:p>
-        </w:tc>
-        <w:tc>
-          <w:tcPr>
-            <w:tcW w:w="1417" w:type="dxa"/>
-            <w:tcBorders>
-              <w:left w:val="single" w:sz="4" w:space="0" w:color="auto"/>
-              <w:right w:val="single" w:sz="4" w:space="0" w:color="auto"/>
-            </w:tcBorders>
-            <w:vAlign w:val="center"/>
-          </w:tcPr>
-          <w:p>
-            <w:pPr>
-              <w:spacing w:after="0" w:line="240" w:lineRule="auto"/>
-              <w:jc w:val="center"/>
-              <w:rPr>
-                <w:rFonts w:ascii="Arial" w:hAnsi="Arial" w:cs="Arial"/>
-                <w:sz w:val="18"/>
-                <w:szCs w:val="18"/>
-              </w:rPr>
-            </w:pPr>
-            <w:r>
-              <w:rPr>
-                <w:rFonts w:ascii="Arial" w:hAnsi="Arial" w:cs="Arial" w:hint="eastAsia"/>
-                <w:sz w:val="18"/>
-                <w:szCs w:val="18"/>
-              </w:rPr>
-              <w:t>After</w:t>
-            </w:r>
-            <w:r>
-              <w:rPr>
-                <w:rFonts w:ascii="Arial" w:hAnsi="Arial" w:cs="Arial" w:hint="eastAsia"/>
-                <w:sz w:val="18"/>
-                <w:szCs w:val="18"/>
-              </w:rPr>
-              <w:t xml:space="preserve"> </w:t>
-            </w:r>
-            <w:r>
-              <w:rPr>
-                <w:rFonts w:ascii="Arial" w:hAnsi="Arial" w:cs="Arial" w:hint="eastAsia"/>
-                <w:sz w:val="18"/>
-                <w:szCs w:val="18"/>
-              </w:rPr>
-              <w:t xml:space="preserve"> </w:t>
-            </w:r>
-            <w:bookmarkStart w:id="13" w:name="After_wash_data_3"/>
-            <w:bookmarkEnd w:id="13"/>
-            <w:r>
-              <w:rPr>
-                <w:rFonts w:ascii="Arial" w:hAnsi="Arial" w:cs="Arial" w:hint="eastAsia"/>
-                <w:sz w:val="18"/>
-                <w:szCs w:val="18"/>
-              </w:rPr>
-              <w:t xml:space="preserve"> </w:t>
-            </w:r>
-            <w:r>
-              <w:rPr>
-                <w:rFonts w:ascii="Arial" w:hAnsi="Arial" w:cs="Arial" w:hint="eastAsia"/>
-                <w:sz w:val="18"/>
-                <w:szCs w:val="18"/>
-              </w:rPr>
-              <w:t>Wash</w:t>
-            </w:r>
-          </w:p>
-        </w:tc>
-        <w:tc>
-          <w:tcPr>
-            <w:tcW w:w="1134" w:type="dxa"/>
-            <w:tcBorders>
-              <w:top w:val="single" w:sz="4" w:space="0" w:color="auto"/>
-              <w:left w:val="single" w:sz="4" w:space="0" w:color="auto"/>
-              <w:right w:val="single" w:sz="4" w:space="0" w:color="auto"/>
-            </w:tcBorders>
-            <w:vAlign w:val="center"/>
-          </w:tcPr>
-          <w:p>
-            <w:pPr>
-              <w:spacing w:after="0" w:line="240" w:lineRule="auto"/>
-              <w:jc w:val="center"/>
-              <w:rPr>
-                <w:rFonts w:ascii="Arial" w:hAnsi="Arial" w:cs="Arial"/>
-                <w:sz w:val="20"/>
-                <w:szCs w:val="20"/>
-              </w:rPr>
-            </w:pPr>
-            <w:r>
-              <w:rPr>
-                <w:rFonts w:ascii="Arial" w:hAnsi="Arial" w:cs="Arial" w:hint="eastAsia"/>
-                <w:sz w:val="20"/>
-                <w:szCs w:val="20"/>
-              </w:rPr>
-              <w:t>Shrinkage</w:t>
-            </w:r>
-          </w:p>
-        </w:tc>
-        <w:tc>
-          <w:tcPr>
-            <w:tcW w:w="1134" w:type="dxa"/>
-            <w:tcBorders>
-              <w:top w:val="single" w:sz="4" w:space="0" w:color="auto"/>
-              <w:left w:val="single" w:sz="4" w:space="0" w:color="auto"/>
-              <w:right w:val="single" w:sz="4" w:space="0" w:color="auto"/>
-            </w:tcBorders>
-            <w:vAlign w:val="center"/>
-          </w:tcPr>
-          <w:p>
-            <w:pPr>
-              <w:spacing w:after="0" w:line="240" w:lineRule="auto"/>
-              <w:jc w:val="center"/>
-              <w:rPr>
-                <w:rFonts w:ascii="Arial" w:hAnsi="Arial" w:cs="Arial"/>
-                <w:sz w:val="20"/>
-                <w:szCs w:val="20"/>
-              </w:rPr>
-            </w:pPr>
-            <w:r>
-              <w:rPr>
-                <w:rFonts w:ascii="Arial" w:hAnsi="Arial" w:cs="Arial" w:hint="eastAsia"/>
-                <w:sz w:val="20"/>
-                <w:szCs w:val="20"/>
-              </w:rPr>
-              <w:t>Average</w:t>
-            </w:r>
-          </w:p>
-        </w:tc>
-        <w:tc>
-          <w:tcPr>
-            <w:tcW w:w="1134" w:type="dxa"/>
-            <w:tcBorders>
-              <w:top w:val="single" w:sz="4" w:space="0" w:color="auto"/>
-              <w:left w:val="single" w:sz="4" w:space="0" w:color="auto"/>
-              <w:right w:val="single" w:sz="4" w:space="0" w:color="auto"/>
-            </w:tcBorders>
-            <w:vAlign w:val="center"/>
-          </w:tcPr>
-          <w:p>
-            <w:pPr>
-              <w:spacing w:after="0" w:line="240" w:lineRule="auto"/>
-              <w:jc w:val="center"/>
-              <w:rPr>
-                <w:rFonts w:ascii="Arial" w:hAnsi="Arial" w:cs="Arial"/>
-                <w:sz w:val="20"/>
-                <w:szCs w:val="20"/>
-              </w:rPr>
-            </w:pPr>
-            <w:r>
-              <w:rPr>
-                <w:rFonts w:ascii="Arial" w:hAnsi="Arial" w:cs="Arial" w:hint="eastAsia"/>
-                <w:sz w:val="20"/>
-                <w:szCs w:val="20"/>
-              </w:rPr>
-              <w:t>Original</w:t>
-            </w:r>
-          </w:p>
-        </w:tc>
-        <w:tc>
-          <w:tcPr>
-            <w:tcW w:w="1418" w:type="dxa"/>
-            <w:tcBorders>
-              <w:top w:val="single" w:sz="4" w:space="0" w:color="auto"/>
-              <w:left w:val="single" w:sz="4" w:space="0" w:color="auto"/>
-              <w:right w:val="single" w:sz="4" w:space="0" w:color="auto"/>
-            </w:tcBorders>
-            <w:vAlign w:val="center"/>
-          </w:tcPr>
-          <w:p>
-            <w:pPr>
-              <w:spacing w:after="0" w:line="240" w:lineRule="auto"/>
-              <w:jc w:val="center"/>
-              <w:rPr>
-                <w:rFonts w:ascii="Arial" w:hAnsi="Arial" w:cs="Arial"/>
-                <w:sz w:val="18"/>
-                <w:szCs w:val="18"/>
-              </w:rPr>
-            </w:pPr>
-            <w:r>
-              <w:rPr>
-                <w:rFonts w:ascii="Arial" w:hAnsi="Arial" w:cs="Arial" w:hint="eastAsia"/>
-                <w:sz w:val="18"/>
-                <w:szCs w:val="18"/>
-              </w:rPr>
-              <w:t>After</w:t>
-            </w:r>
-            <w:r>
-              <w:rPr>
-                <w:rFonts w:ascii="Arial" w:hAnsi="Arial" w:cs="Arial" w:hint="eastAsia"/>
-                <w:sz w:val="18"/>
-                <w:szCs w:val="18"/>
-              </w:rPr>
-              <w:t xml:space="preserve"> </w:t>
-            </w:r>
-            <w:r>
-              <w:rPr>
-                <w:rFonts w:ascii="Arial" w:hAnsi="Arial" w:cs="Arial" w:hint="eastAsia"/>
-                <w:sz w:val="18"/>
-                <w:szCs w:val="18"/>
-              </w:rPr>
-              <w:t xml:space="preserve"> </w:t>
-            </w:r>
-            <w:bookmarkStart w:id="14" w:name="After_wash_data_4"/>
-            <w:bookmarkEnd w:id="14"/>
-            <w:r>
-              <w:rPr>
-                <w:rFonts w:ascii="Arial" w:hAnsi="Arial" w:cs="Arial" w:hint="eastAsia"/>
-                <w:sz w:val="18"/>
-                <w:szCs w:val="18"/>
-              </w:rPr>
-              <w:t xml:space="preserve"> </w:t>
-            </w:r>
-            <w:r>
-              <w:rPr>
-                <w:rFonts w:ascii="Arial" w:hAnsi="Arial" w:cs="Arial" w:hint="eastAsia"/>
-                <w:sz w:val="18"/>
-                <w:szCs w:val="18"/>
-              </w:rPr>
-              <w:t xml:space="preserve"> </w:t>
-            </w:r>
-            <w:r>
-              <w:rPr>
-                <w:rFonts w:ascii="Arial" w:hAnsi="Arial" w:cs="Arial" w:hint="eastAsia"/>
-                <w:sz w:val="18"/>
-                <w:szCs w:val="18"/>
-              </w:rPr>
-              <w:t>Wash</w:t>
-            </w:r>
-          </w:p>
-        </w:tc>
-        <w:tc>
-          <w:tcPr>
-            <w:tcW w:w="1134" w:type="dxa"/>
-            <w:tcBorders>
-              <w:top w:val="single" w:sz="4" w:space="0" w:color="auto"/>
-              <w:left w:val="single" w:sz="4" w:space="0" w:color="auto"/>
-              <w:right w:val="single" w:sz="4" w:space="0" w:color="auto"/>
-            </w:tcBorders>
-            <w:vAlign w:val="center"/>
-          </w:tcPr>
-          <w:p>
-            <w:pPr>
-              <w:spacing w:after="0" w:line="240" w:lineRule="auto"/>
-              <w:jc w:val="center"/>
-              <w:rPr>
-                <w:rFonts w:ascii="Arial" w:hAnsi="Arial" w:cs="Arial"/>
-                <w:sz w:val="20"/>
-                <w:szCs w:val="20"/>
-              </w:rPr>
-            </w:pPr>
-            <w:r>
-              <w:rPr>
-                <w:rFonts w:ascii="Arial" w:hAnsi="Arial" w:cs="Arial" w:hint="eastAsia"/>
-                <w:sz w:val="20"/>
-                <w:szCs w:val="20"/>
-              </w:rPr>
-              <w:t>Shrinkage</w:t>
-            </w:r>
-          </w:p>
-        </w:tc>
-        <w:tc>
-          <w:tcPr>
-            <w:tcW w:w="1134" w:type="dxa"/>
-            <w:tcBorders>
-              <w:top w:val="single" w:sz="4" w:space="0" w:color="auto"/>
-              <w:left w:val="single" w:sz="4" w:space="0" w:color="auto"/>
-              <w:right w:val="single" w:sz="4" w:space="0" w:color="auto"/>
-            </w:tcBorders>
-            <w:vAlign w:val="center"/>
-          </w:tcPr>
-          <w:p>
-            <w:pPr>
-              <w:spacing w:after="0" w:line="240" w:lineRule="auto"/>
-              <w:jc w:val="center"/>
-              <w:rPr>
-                <w:rFonts w:ascii="Arial" w:hAnsi="Arial" w:cs="Arial"/>
-                <w:sz w:val="20"/>
-                <w:szCs w:val="20"/>
-              </w:rPr>
-            </w:pPr>
-            <w:r>
-              <w:rPr>
-                <w:rFonts w:ascii="Arial" w:hAnsi="Arial" w:cs="Arial" w:hint="eastAsia"/>
-                <w:sz w:val="20"/>
-                <w:szCs w:val="20"/>
-              </w:rPr>
-              <w:t>Average</w:t>
-            </w:r>
-          </w:p>
-        </w:tc>
-      </w:tr>
-      <w:tr>
-        <w:trPr>
-          <w:trHeight w:val="311"/>
-          <w:jc w:val="center"/>
-        </w:trPr>
-        <w:tc>
-          <w:tcPr>
-            <w:tcW w:w="851" w:type="dxa"/>
-            <w:vMerge/>
-            <w:tcBorders>
-              <w:left w:val="single" w:sz="4" w:space="0" w:color="auto"/>
-              <w:bottom w:val="single" w:sz="4" w:space="0" w:color="auto"/>
-              <w:right w:val="single" w:sz="4" w:space="0" w:color="auto"/>
-            </w:tcBorders>
-            <w:vAlign w:val="center"/>
-          </w:tcPr>
-          <w:p>
-            <w:pPr>
-              <w:spacing w:after="0" w:line="240" w:lineRule="auto"/>
-              <w:rPr>
-                <w:rFonts w:ascii="Arial" w:hAnsi="Arial" w:cs="Arial"/>
-              </w:rPr>
-            </w:pPr>
-          </w:p>
-        </w:tc>
-        <w:tc>
-          <w:tcPr>
-            <w:tcW w:w="1134" w:type="dxa"/>
-            <w:tcBorders>
-              <w:left w:val="single" w:sz="4" w:space="0" w:color="auto"/>
-              <w:bottom w:val="single" w:sz="4" w:space="0" w:color="auto"/>
-              <w:right w:val="single" w:sz="4" w:space="0" w:color="auto"/>
-            </w:tcBorders>
-            <w:vAlign w:val="center"/>
-          </w:tcPr>
-          <w:p>
-            <w:pPr>
-              <w:spacing w:after="0" w:line="240" w:lineRule="auto"/>
-              <w:jc w:val="center"/>
-              <w:rPr>
-                <w:rFonts w:ascii="Arial" w:hAnsi="Arial" w:cs="Arial"/>
-                <w:sz w:val="20"/>
-                <w:szCs w:val="20"/>
-              </w:rPr>
-            </w:pPr>
-            <w:r>
-              <w:rPr>
-                <w:rFonts w:ascii="Arial" w:hAnsi="Arial" w:cs="Arial" w:hint="eastAsia"/>
-                <w:sz w:val="20"/>
-                <w:szCs w:val="20"/>
-              </w:rPr>
-              <w:t>(cm)</w:t>
-            </w:r>
-          </w:p>
-        </w:tc>
-        <w:tc>
-          <w:tcPr>
-            <w:tcW w:w="1417" w:type="dxa"/>
-            <w:tcBorders>
-              <w:left w:val="single" w:sz="4" w:space="0" w:color="auto"/>
-              <w:bottom w:val="single" w:sz="4" w:space="0" w:color="auto"/>
-              <w:right w:val="single" w:sz="4" w:space="0" w:color="auto"/>
-            </w:tcBorders>
-            <w:vAlign w:val="center"/>
-          </w:tcPr>
-          <w:p>
-            <w:pPr>
-              <w:spacing w:after="0" w:line="240" w:lineRule="auto"/>
-              <w:jc w:val="center"/>
-              <w:rPr>
-                <w:rFonts w:ascii="Arial" w:hAnsi="Arial" w:cs="Arial"/>
-                <w:sz w:val="20"/>
-                <w:szCs w:val="20"/>
-              </w:rPr>
-            </w:pPr>
-            <w:r>
-              <w:rPr>
-                <w:rFonts w:ascii="Arial" w:hAnsi="Arial" w:cs="Arial" w:hint="eastAsia"/>
-                <w:sz w:val="20"/>
-                <w:szCs w:val="20"/>
-              </w:rPr>
-              <w:t>(cm)</w:t>
-            </w:r>
-          </w:p>
-        </w:tc>
-        <w:tc>
-          <w:tcPr>
-            <w:tcW w:w="1134" w:type="dxa"/>
-            <w:tcBorders>
-              <w:left w:val="single" w:sz="4" w:space="0" w:color="auto"/>
-              <w:bottom w:val="single" w:sz="4" w:space="0" w:color="auto"/>
-              <w:right w:val="single" w:sz="4" w:space="0" w:color="auto"/>
-            </w:tcBorders>
-            <w:vAlign w:val="center"/>
-          </w:tcPr>
-          <w:p>
-            <w:pPr>
-              <w:spacing w:after="0" w:line="240" w:lineRule="auto"/>
-              <w:jc w:val="center"/>
-              <w:rPr>
-                <w:rFonts w:ascii="Arial" w:hAnsi="Arial" w:cs="Arial"/>
-                <w:sz w:val="20"/>
-                <w:szCs w:val="20"/>
-              </w:rPr>
-            </w:pPr>
-            <w:r>
-              <w:rPr>
-                <w:rFonts w:ascii="Arial" w:hAnsi="Arial" w:cs="Arial" w:hint="eastAsia"/>
-                <w:sz w:val="20"/>
-                <w:szCs w:val="20"/>
-              </w:rPr>
-              <w:t>(%)</w:t>
-            </w:r>
-          </w:p>
-        </w:tc>
-        <w:tc>
-          <w:tcPr>
-            <w:tcW w:w="1134" w:type="dxa"/>
-            <w:tcBorders>
-              <w:left w:val="single" w:sz="4" w:space="0" w:color="auto"/>
-              <w:bottom w:val="single" w:sz="4" w:space="0" w:color="auto"/>
-              <w:right w:val="single" w:sz="4" w:space="0" w:color="auto"/>
-            </w:tcBorders>
-            <w:vAlign w:val="center"/>
-          </w:tcPr>
-          <w:p>
-            <w:pPr>
-              <w:spacing w:after="0" w:line="240" w:lineRule="auto"/>
-              <w:jc w:val="center"/>
-              <w:rPr>
-                <w:rFonts w:ascii="Arial" w:hAnsi="Arial" w:cs="Arial"/>
-                <w:sz w:val="20"/>
-                <w:szCs w:val="20"/>
-              </w:rPr>
-            </w:pPr>
-            <w:r>
-              <w:rPr>
-                <w:rFonts w:ascii="Arial" w:hAnsi="Arial" w:cs="Arial" w:hint="eastAsia"/>
-                <w:sz w:val="20"/>
-                <w:szCs w:val="20"/>
-              </w:rPr>
-              <w:t>(%)</w:t>
-            </w:r>
-          </w:p>
-        </w:tc>
-        <w:tc>
-          <w:tcPr>
-            <w:tcW w:w="1134" w:type="dxa"/>
-            <w:tcBorders>
-              <w:left w:val="single" w:sz="4" w:space="0" w:color="auto"/>
-              <w:bottom w:val="single" w:sz="4" w:space="0" w:color="auto"/>
-              <w:right w:val="single" w:sz="4" w:space="0" w:color="auto"/>
-            </w:tcBorders>
-            <w:vAlign w:val="center"/>
-          </w:tcPr>
-          <w:p>
-            <w:pPr>
-              <w:spacing w:after="0" w:line="240" w:lineRule="auto"/>
-              <w:jc w:val="center"/>
-              <w:rPr>
-                <w:rFonts w:ascii="Arial" w:hAnsi="Arial" w:cs="Arial"/>
-                <w:sz w:val="20"/>
-                <w:szCs w:val="20"/>
-              </w:rPr>
-            </w:pPr>
-            <w:r>
-              <w:rPr>
-                <w:rFonts w:ascii="Arial" w:hAnsi="Arial" w:cs="Arial" w:hint="eastAsia"/>
-                <w:sz w:val="20"/>
-                <w:szCs w:val="20"/>
-              </w:rPr>
-              <w:t>(cm)</w:t>
-            </w:r>
-          </w:p>
-        </w:tc>
-        <w:tc>
-          <w:tcPr>
-            <w:tcW w:w="1418" w:type="dxa"/>
-            <w:tcBorders>
-              <w:left w:val="single" w:sz="4" w:space="0" w:color="auto"/>
-              <w:bottom w:val="single" w:sz="4" w:space="0" w:color="auto"/>
-              <w:right w:val="single" w:sz="4" w:space="0" w:color="auto"/>
-            </w:tcBorders>
-            <w:vAlign w:val="center"/>
-          </w:tcPr>
-          <w:p>
-            <w:pPr>
-              <w:spacing w:after="0" w:line="240" w:lineRule="auto"/>
-              <w:jc w:val="center"/>
-              <w:rPr>
-                <w:rFonts w:ascii="Arial" w:hAnsi="Arial" w:cs="Arial"/>
-                <w:sz w:val="20"/>
-                <w:szCs w:val="20"/>
-              </w:rPr>
-            </w:pPr>
-            <w:r>
-              <w:rPr>
-                <w:rFonts w:ascii="Arial" w:hAnsi="Arial" w:cs="Arial" w:hint="eastAsia"/>
-                <w:sz w:val="20"/>
-                <w:szCs w:val="20"/>
-              </w:rPr>
-              <w:t>(cm)</w:t>
-            </w:r>
-          </w:p>
-        </w:tc>
-        <w:tc>
-          <w:tcPr>
-            <w:tcW w:w="1134" w:type="dxa"/>
-            <w:tcBorders>
-              <w:left w:val="single" w:sz="4" w:space="0" w:color="auto"/>
-              <w:bottom w:val="single" w:sz="4" w:space="0" w:color="auto"/>
-              <w:right w:val="single" w:sz="4" w:space="0" w:color="auto"/>
-            </w:tcBorders>
-            <w:vAlign w:val="center"/>
-          </w:tcPr>
-          <w:p>
-            <w:pPr>
-              <w:spacing w:after="0" w:line="240" w:lineRule="auto"/>
-              <w:jc w:val="center"/>
-              <w:rPr>
-                <w:rFonts w:ascii="Arial" w:hAnsi="Arial" w:cs="Arial"/>
-                <w:sz w:val="20"/>
-                <w:szCs w:val="20"/>
-              </w:rPr>
-            </w:pPr>
-            <w:r>
-              <w:rPr>
-                <w:rFonts w:ascii="Arial" w:hAnsi="Arial" w:cs="Arial" w:hint="eastAsia"/>
-                <w:sz w:val="20"/>
-                <w:szCs w:val="20"/>
-              </w:rPr>
-              <w:t>(%)</w:t>
-            </w:r>
-          </w:p>
-        </w:tc>
-        <w:tc>
-          <w:tcPr>
-            <w:tcW w:w="1134" w:type="dxa"/>
-            <w:tcBorders>
-              <w:left w:val="single" w:sz="4" w:space="0" w:color="auto"/>
-              <w:bottom w:val="single" w:sz="4" w:space="0" w:color="auto"/>
-              <w:right w:val="single" w:sz="4" w:space="0" w:color="auto"/>
-            </w:tcBorders>
-            <w:vAlign w:val="center"/>
-          </w:tcPr>
-          <w:p>
-            <w:pPr>
-              <w:spacing w:after="0" w:line="240" w:lineRule="auto"/>
-              <w:jc w:val="center"/>
-              <w:rPr>
-                <w:rFonts w:ascii="Arial" w:hAnsi="Arial" w:cs="Arial"/>
-                <w:sz w:val="20"/>
-                <w:szCs w:val="20"/>
-              </w:rPr>
-            </w:pPr>
-            <w:r>
-              <w:rPr>
-                <w:rFonts w:ascii="Arial" w:hAnsi="Arial" w:cs="Arial" w:hint="eastAsia"/>
-                <w:sz w:val="20"/>
-                <w:szCs w:val="20"/>
-              </w:rPr>
-              <w:t>(%)</w:t>
-            </w:r>
-          </w:p>
-        </w:tc>
-      </w:tr>
-      <w:tr>
-        <w:trPr>
-          <w:trHeight w:val="113"/>
-          <w:jc w:val="center"/>
-        </w:trPr>
-        <w:tc>
-          <w:tcPr>
-            <w:tcW w:w="851" w:type="dxa"/>
-            <w:tcBorders>
-              <w:top w:val="single" w:sz="4" w:space="0" w:color="auto"/>
-              <w:left w:val="single" w:sz="4" w:space="0" w:color="auto"/>
-              <w:bottom w:val="single" w:sz="4" w:space="0" w:color="auto"/>
-              <w:right w:val="single" w:sz="4" w:space="0" w:color="auto"/>
-            </w:tcBorders>
-            <w:vAlign w:val="center"/>
-          </w:tcPr>
-          <w:p>
-            <w:pPr>
-              <w:spacing w:after="0" w:line="240" w:lineRule="auto"/>
-              <w:jc w:val="center"/>
-              <w:rPr>
-                <w:rFonts w:ascii="Arial" w:hAnsi="Arial" w:cs="Arial"/>
-                <w:sz w:val="20"/>
-                <w:szCs w:val="20"/>
-              </w:rPr>
-            </w:pPr>
-            <w:r>
-              <w:rPr>
-                <w:rFonts w:ascii="Arial" w:hAnsi="Arial" w:cs="Arial" w:hint="eastAsia"/>
-                <w:sz w:val="20"/>
-                <w:szCs w:val="20"/>
-              </w:rPr>
-              <w:t>Warp1</w:t>
-            </w:r>
-          </w:p>
-        </w:tc>
-        <w:tc>
-          <w:tcPr>
-            <w:tcW w:w="1134" w:type="dxa"/>
-            <w:tcBorders>
-              <w:top w:val="single" w:sz="4" w:space="0" w:color="auto"/>
-              <w:left w:val="single" w:sz="4" w:space="0" w:color="auto"/>
-              <w:bottom w:val="single" w:sz="4" w:space="0" w:color="auto"/>
-              <w:right w:val="single" w:sz="4" w:space="0" w:color="auto"/>
-            </w:tcBorders>
-            <w:vAlign w:val="center"/>
-          </w:tcPr>
-          <w:p>
-            <w:pPr>
-              <w:spacing w:after="0" w:line="240" w:lineRule="auto"/>
-              <w:rPr>
-                <w:rFonts w:ascii="Arial" w:hAnsi="Arial" w:cs="Arial"/>
-              </w:rPr>
-            </w:pPr>
-          </w:p>
-        </w:tc>
-        <w:tc>
-          <w:tcPr>
-            <w:tcW w:w="1417" w:type="dxa"/>
-            <w:tcBorders>
-              <w:top w:val="single" w:sz="4" w:space="0" w:color="auto"/>
-              <w:left w:val="single" w:sz="4" w:space="0" w:color="auto"/>
-              <w:bottom w:val="single" w:sz="4" w:space="0" w:color="auto"/>
-              <w:right w:val="single" w:sz="4" w:space="0" w:color="auto"/>
-            </w:tcBorders>
-            <w:vAlign w:val="center"/>
-          </w:tcPr>
-          <w:p>
-            <w:pPr>
-              <w:spacing w:after="0" w:line="240" w:lineRule="auto"/>
-              <w:rPr>
-                <w:rFonts w:ascii="Arial" w:hAnsi="Arial" w:cs="Arial"/>
-              </w:rPr>
-            </w:pPr>
-          </w:p>
-        </w:tc>
-        <w:tc>
-          <w:tcPr>
-            <w:tcW w:w="1134" w:type="dxa"/>
-            <w:tcBorders>
-              <w:top w:val="single" w:sz="4" w:space="0" w:color="auto"/>
-              <w:left w:val="single" w:sz="4" w:space="0" w:color="auto"/>
-              <w:bottom w:val="single" w:sz="4" w:space="0" w:color="auto"/>
-              <w:right w:val="single" w:sz="4" w:space="0" w:color="auto"/>
-            </w:tcBorders>
-            <w:vAlign w:val="center"/>
-          </w:tcPr>
-          <w:p>
-            <w:pPr>
-              <w:spacing w:after="0" w:line="240" w:lineRule="auto"/>
-              <w:rPr>
-                <w:rFonts w:ascii="Arial" w:hAnsi="Arial" w:cs="Arial"/>
-              </w:rPr>
-            </w:pPr>
-          </w:p>
-        </w:tc>
-        <w:tc>
-          <w:tcPr>
-            <w:tcW w:w="1134" w:type="dxa"/>
-            <w:vMerge w:val="restart"/>
-            <w:tcBorders>
-              <w:top w:val="single" w:sz="4" w:space="0" w:color="auto"/>
-              <w:left w:val="single" w:sz="4" w:space="0" w:color="auto"/>
-              <w:right w:val="single" w:sz="4" w:space="0" w:color="auto"/>
-            </w:tcBorders>
-            <w:vAlign w:val="center"/>
-          </w:tcPr>
-          <w:p>
-            <w:pPr>
-              <w:spacing w:after="0" w:line="240" w:lineRule="auto"/>
-              <w:rPr>
-                <w:rFonts w:ascii="Arial" w:hAnsi="Arial" w:cs="Arial"/>
-              </w:rPr>
-            </w:pPr>
-          </w:p>
-        </w:tc>
-        <w:tc>
-          <w:tcPr>
-            <w:tcW w:w="1134" w:type="dxa"/>
-            <w:tcBorders>
-              <w:top w:val="single" w:sz="4" w:space="0" w:color="auto"/>
-              <w:left w:val="single" w:sz="4" w:space="0" w:color="auto"/>
-              <w:bottom w:val="single" w:sz="4" w:space="0" w:color="auto"/>
-              <w:right w:val="single" w:sz="4" w:space="0" w:color="auto"/>
-            </w:tcBorders>
-            <w:vAlign w:val="center"/>
-          </w:tcPr>
-          <w:p>
-            <w:pPr>
-              <w:spacing w:after="0" w:line="240" w:lineRule="auto"/>
-              <w:rPr>
-                <w:rFonts w:ascii="Arial" w:hAnsi="Arial" w:cs="Arial"/>
-              </w:rPr>
-            </w:pPr>
-          </w:p>
-        </w:tc>
-        <w:tc>
-          <w:tcPr>
-            <w:tcW w:w="1418" w:type="dxa"/>
-            <w:tcBorders>
-              <w:top w:val="single" w:sz="4" w:space="0" w:color="auto"/>
-              <w:left w:val="single" w:sz="4" w:space="0" w:color="auto"/>
-              <w:bottom w:val="single" w:sz="4" w:space="0" w:color="auto"/>
-              <w:right w:val="single" w:sz="4" w:space="0" w:color="auto"/>
-            </w:tcBorders>
-            <w:vAlign w:val="center"/>
-          </w:tcPr>
-          <w:p>
-            <w:pPr>
-              <w:spacing w:after="0" w:line="240" w:lineRule="auto"/>
-              <w:rPr>
-                <w:rFonts w:ascii="Arial" w:hAnsi="Arial" w:cs="Arial"/>
-              </w:rPr>
-            </w:pPr>
-          </w:p>
-        </w:tc>
-        <w:tc>
-          <w:tcPr>
-            <w:tcW w:w="1134" w:type="dxa"/>
-            <w:tcBorders>
-              <w:top w:val="single" w:sz="4" w:space="0" w:color="auto"/>
-              <w:left w:val="single" w:sz="4" w:space="0" w:color="auto"/>
-              <w:bottom w:val="single" w:sz="4" w:space="0" w:color="auto"/>
-              <w:right w:val="single" w:sz="4" w:space="0" w:color="auto"/>
-            </w:tcBorders>
-            <w:vAlign w:val="center"/>
-          </w:tcPr>
-          <w:p>
-            <w:pPr>
-              <w:spacing w:after="0" w:line="240" w:lineRule="auto"/>
-              <w:rPr>
-                <w:rFonts w:ascii="Arial" w:hAnsi="Arial" w:cs="Arial"/>
-              </w:rPr>
-            </w:pPr>
-          </w:p>
-        </w:tc>
-        <w:tc>
-          <w:tcPr>
-            <w:tcW w:w="1134" w:type="dxa"/>
-            <w:vMerge w:val="restart"/>
-            <w:tcBorders>
-              <w:top w:val="single" w:sz="4" w:space="0" w:color="auto"/>
-              <w:left w:val="single" w:sz="4" w:space="0" w:color="auto"/>
-              <w:right w:val="single" w:sz="4" w:space="0" w:color="auto"/>
-            </w:tcBorders>
-            <w:vAlign w:val="center"/>
-          </w:tcPr>
-          <w:p>
-            <w:pPr>
-              <w:spacing w:after="0" w:line="240" w:lineRule="auto"/>
-              <w:rPr>
-                <w:rFonts w:ascii="Arial" w:hAnsi="Arial" w:cs="Arial"/>
-              </w:rPr>
-            </w:pPr>
-          </w:p>
-        </w:tc>
-      </w:tr>
-      <w:tr>
-        <w:trPr>
-          <w:trHeight w:val="113"/>
-          <w:jc w:val="center"/>
-        </w:trPr>
-        <w:tc>
-          <w:tcPr>
-            <w:tcW w:w="851" w:type="dxa"/>
-            <w:tcBorders>
-              <w:top w:val="single" w:sz="4" w:space="0" w:color="auto"/>
-              <w:left w:val="single" w:sz="4" w:space="0" w:color="auto"/>
-              <w:bottom w:val="single" w:sz="4" w:space="0" w:color="auto"/>
-              <w:right w:val="single" w:sz="4" w:space="0" w:color="auto"/>
-            </w:tcBorders>
-          </w:tcPr>
-          <w:p>
-            <w:pPr>
-              <w:spacing w:after="0" w:line="240" w:lineRule="auto"/>
-              <w:jc w:val="center"/>
-              <w:rPr>
-                <w:rFonts w:ascii="Arial" w:hAnsi="Arial" w:cs="Arial"/>
-                <w:sz w:val="20"/>
-                <w:szCs w:val="20"/>
-              </w:rPr>
-            </w:pPr>
-            <w:r>
-              <w:rPr>
-                <w:rFonts w:ascii="Arial" w:hAnsi="Arial" w:cs="Arial" w:hint="eastAsia"/>
-                <w:sz w:val="20"/>
-                <w:szCs w:val="20"/>
-              </w:rPr>
-              <w:t>Warp2</w:t>
-            </w:r>
-          </w:p>
-        </w:tc>
-        <w:tc>
-          <w:tcPr>
-            <w:tcW w:w="1134" w:type="dxa"/>
-            <w:tcBorders>
-              <w:top w:val="single" w:sz="4" w:space="0" w:color="auto"/>
-              <w:left w:val="single" w:sz="4" w:space="0" w:color="auto"/>
-              <w:bottom w:val="single" w:sz="4" w:space="0" w:color="auto"/>
-              <w:right w:val="single" w:sz="4" w:space="0" w:color="auto"/>
-            </w:tcBorders>
-            <w:vAlign w:val="center"/>
-          </w:tcPr>
-          <w:p>
-            <w:pPr>
-              <w:spacing w:after="0" w:line="240" w:lineRule="auto"/>
-              <w:rPr>
-                <w:rFonts w:ascii="Arial" w:hAnsi="Arial" w:cs="Arial"/>
-              </w:rPr>
-            </w:pPr>
-          </w:p>
-        </w:tc>
-        <w:tc>
-          <w:tcPr>
-            <w:tcW w:w="1417" w:type="dxa"/>
-            <w:tcBorders>
-              <w:top w:val="single" w:sz="4" w:space="0" w:color="auto"/>
-              <w:left w:val="single" w:sz="4" w:space="0" w:color="auto"/>
-              <w:bottom w:val="single" w:sz="4" w:space="0" w:color="auto"/>
-              <w:right w:val="single" w:sz="4" w:space="0" w:color="auto"/>
-            </w:tcBorders>
-            <w:vAlign w:val="center"/>
-          </w:tcPr>
-          <w:p>
-            <w:pPr>
-              <w:spacing w:after="0" w:line="240" w:lineRule="auto"/>
-              <w:rPr>
-                <w:rFonts w:ascii="Arial" w:hAnsi="Arial" w:cs="Arial"/>
-              </w:rPr>
-            </w:pPr>
-          </w:p>
-        </w:tc>
-        <w:tc>
-          <w:tcPr>
-            <w:tcW w:w="1134" w:type="dxa"/>
-            <w:tcBorders>
-              <w:top w:val="single" w:sz="4" w:space="0" w:color="auto"/>
-              <w:left w:val="single" w:sz="4" w:space="0" w:color="auto"/>
-              <w:bottom w:val="single" w:sz="4" w:space="0" w:color="auto"/>
-              <w:right w:val="single" w:sz="4" w:space="0" w:color="auto"/>
-            </w:tcBorders>
-            <w:vAlign w:val="center"/>
-          </w:tcPr>
-          <w:p>
-            <w:pPr>
-              <w:spacing w:after="0" w:line="240" w:lineRule="auto"/>
-              <w:rPr>
-                <w:rFonts w:ascii="Arial" w:hAnsi="Arial" w:cs="Arial"/>
-              </w:rPr>
-            </w:pPr>
-          </w:p>
-        </w:tc>
-        <w:tc>
-          <w:tcPr>
-            <w:tcW w:w="1134" w:type="dxa"/>
-            <w:vMerge/>
-            <w:tcBorders>
-              <w:left w:val="single" w:sz="4" w:space="0" w:color="auto"/>
-              <w:right w:val="single" w:sz="4" w:space="0" w:color="auto"/>
-            </w:tcBorders>
-            <w:vAlign w:val="center"/>
-          </w:tcPr>
-          <w:p>
-            <w:pPr>
-              <w:spacing w:after="0" w:line="240" w:lineRule="auto"/>
-              <w:rPr>
-                <w:rFonts w:ascii="Arial" w:hAnsi="Arial" w:cs="Arial"/>
-              </w:rPr>
-            </w:pPr>
-          </w:p>
-        </w:tc>
-        <w:tc>
-          <w:tcPr>
-            <w:tcW w:w="1134" w:type="dxa"/>
-            <w:tcBorders>
-              <w:top w:val="single" w:sz="4" w:space="0" w:color="auto"/>
-              <w:left w:val="single" w:sz="4" w:space="0" w:color="auto"/>
-              <w:bottom w:val="single" w:sz="4" w:space="0" w:color="auto"/>
-              <w:right w:val="single" w:sz="4" w:space="0" w:color="auto"/>
-            </w:tcBorders>
-            <w:vAlign w:val="center"/>
-          </w:tcPr>
-          <w:p>
-            <w:pPr>
-              <w:spacing w:after="0" w:line="240" w:lineRule="auto"/>
-              <w:rPr>
-                <w:rFonts w:ascii="Arial" w:hAnsi="Arial" w:cs="Arial"/>
-              </w:rPr>
-            </w:pPr>
-          </w:p>
-        </w:tc>
-        <w:tc>
-          <w:tcPr>
-            <w:tcW w:w="1418" w:type="dxa"/>
-            <w:tcBorders>
-              <w:top w:val="single" w:sz="4" w:space="0" w:color="auto"/>
-              <w:left w:val="single" w:sz="4" w:space="0" w:color="auto"/>
-              <w:bottom w:val="single" w:sz="4" w:space="0" w:color="auto"/>
-              <w:right w:val="single" w:sz="4" w:space="0" w:color="auto"/>
-            </w:tcBorders>
-            <w:vAlign w:val="center"/>
-          </w:tcPr>
-          <w:p>
-            <w:pPr>
-              <w:spacing w:after="0" w:line="240" w:lineRule="auto"/>
-              <w:rPr>
-                <w:rFonts w:ascii="Arial" w:hAnsi="Arial" w:cs="Arial"/>
-              </w:rPr>
-            </w:pPr>
-          </w:p>
-        </w:tc>
-        <w:tc>
-          <w:tcPr>
-            <w:tcW w:w="1134" w:type="dxa"/>
-            <w:tcBorders>
-              <w:top w:val="single" w:sz="4" w:space="0" w:color="auto"/>
-              <w:left w:val="single" w:sz="4" w:space="0" w:color="auto"/>
-              <w:bottom w:val="single" w:sz="4" w:space="0" w:color="auto"/>
-              <w:right w:val="single" w:sz="4" w:space="0" w:color="auto"/>
-            </w:tcBorders>
-            <w:vAlign w:val="center"/>
-          </w:tcPr>
-          <w:p>
-            <w:pPr>
-              <w:spacing w:after="0" w:line="240" w:lineRule="auto"/>
-              <w:rPr>
-                <w:rFonts w:ascii="Arial" w:hAnsi="Arial" w:cs="Arial"/>
-              </w:rPr>
-            </w:pPr>
-          </w:p>
-        </w:tc>
-        <w:tc>
-          <w:tcPr>
-            <w:tcW w:w="1134" w:type="dxa"/>
-            <w:vMerge/>
-            <w:tcBorders>
-              <w:left w:val="single" w:sz="4" w:space="0" w:color="auto"/>
-              <w:right w:val="single" w:sz="4" w:space="0" w:color="auto"/>
-            </w:tcBorders>
-            <w:vAlign w:val="center"/>
-          </w:tcPr>
-          <w:p>
-            <w:pPr>
-              <w:spacing w:after="0" w:line="240" w:lineRule="auto"/>
-              <w:rPr>
-                <w:rFonts w:ascii="Arial" w:hAnsi="Arial" w:cs="Arial"/>
-              </w:rPr>
-            </w:pPr>
-          </w:p>
-        </w:tc>
-      </w:tr>
-      <w:tr>
-        <w:trPr>
-          <w:trHeight w:val="113"/>
-          <w:jc w:val="center"/>
-        </w:trPr>
-        <w:tc>
-          <w:tcPr>
-            <w:tcW w:w="851" w:type="dxa"/>
-            <w:tcBorders>
-              <w:top w:val="single" w:sz="4" w:space="0" w:color="auto"/>
-              <w:left w:val="single" w:sz="4" w:space="0" w:color="auto"/>
-              <w:bottom w:val="single" w:sz="4" w:space="0" w:color="auto"/>
-              <w:right w:val="single" w:sz="4" w:space="0" w:color="auto"/>
-            </w:tcBorders>
-          </w:tcPr>
-          <w:p>
-            <w:pPr>
-              <w:spacing w:after="0" w:line="240" w:lineRule="auto"/>
-              <w:jc w:val="center"/>
-              <w:rPr>
-                <w:rFonts w:ascii="Arial" w:hAnsi="Arial" w:cs="Arial"/>
-                <w:sz w:val="20"/>
-                <w:szCs w:val="20"/>
-              </w:rPr>
-            </w:pPr>
-            <w:r>
-              <w:rPr>
-                <w:rFonts w:ascii="Arial" w:hAnsi="Arial" w:cs="Arial" w:hint="eastAsia"/>
-                <w:sz w:val="20"/>
-                <w:szCs w:val="20"/>
-              </w:rPr>
-              <w:t>Warp3</w:t>
-            </w:r>
-          </w:p>
-        </w:tc>
-        <w:tc>
-          <w:tcPr>
-            <w:tcW w:w="1134" w:type="dxa"/>
-            <w:tcBorders>
-              <w:top w:val="single" w:sz="4" w:space="0" w:color="auto"/>
-              <w:left w:val="single" w:sz="4" w:space="0" w:color="auto"/>
-              <w:bottom w:val="single" w:sz="4" w:space="0" w:color="auto"/>
-              <w:right w:val="single" w:sz="4" w:space="0" w:color="auto"/>
-            </w:tcBorders>
-            <w:vAlign w:val="center"/>
-          </w:tcPr>
-          <w:p>
-            <w:pPr>
-              <w:spacing w:after="0" w:line="240" w:lineRule="auto"/>
-              <w:rPr>
-                <w:rFonts w:ascii="Arial" w:hAnsi="Arial" w:cs="Arial"/>
-              </w:rPr>
-            </w:pPr>
-          </w:p>
-        </w:tc>
-        <w:tc>
-          <w:tcPr>
-            <w:tcW w:w="1417" w:type="dxa"/>
-            <w:tcBorders>
-              <w:top w:val="single" w:sz="4" w:space="0" w:color="auto"/>
-              <w:left w:val="single" w:sz="4" w:space="0" w:color="auto"/>
-              <w:bottom w:val="single" w:sz="4" w:space="0" w:color="auto"/>
-              <w:right w:val="single" w:sz="4" w:space="0" w:color="auto"/>
-            </w:tcBorders>
-            <w:vAlign w:val="center"/>
-          </w:tcPr>
-          <w:p>
-            <w:pPr>
-              <w:spacing w:after="0" w:line="240" w:lineRule="auto"/>
-              <w:rPr>
-                <w:rFonts w:ascii="Arial" w:hAnsi="Arial" w:cs="Arial"/>
-              </w:rPr>
-            </w:pPr>
-          </w:p>
-        </w:tc>
-        <w:tc>
-          <w:tcPr>
-            <w:tcW w:w="1134" w:type="dxa"/>
-            <w:tcBorders>
-              <w:top w:val="single" w:sz="4" w:space="0" w:color="auto"/>
-              <w:left w:val="single" w:sz="4" w:space="0" w:color="auto"/>
-              <w:bottom w:val="single" w:sz="4" w:space="0" w:color="auto"/>
-              <w:right w:val="single" w:sz="4" w:space="0" w:color="auto"/>
-            </w:tcBorders>
-            <w:vAlign w:val="center"/>
-          </w:tcPr>
-          <w:p>
-            <w:pPr>
-              <w:spacing w:after="0" w:line="240" w:lineRule="auto"/>
-              <w:rPr>
-                <w:rFonts w:ascii="Arial" w:hAnsi="Arial" w:cs="Arial"/>
-              </w:rPr>
-            </w:pPr>
-          </w:p>
-        </w:tc>
-        <w:tc>
-          <w:tcPr>
-            <w:tcW w:w="1134" w:type="dxa"/>
-            <w:vMerge/>
-            <w:tcBorders>
-              <w:left w:val="single" w:sz="4" w:space="0" w:color="auto"/>
-              <w:bottom w:val="single" w:sz="4" w:space="0" w:color="auto"/>
-              <w:right w:val="single" w:sz="4" w:space="0" w:color="auto"/>
-            </w:tcBorders>
-            <w:vAlign w:val="center"/>
-          </w:tcPr>
-          <w:p>
-            <w:pPr>
-              <w:spacing w:after="0" w:line="240" w:lineRule="auto"/>
-              <w:rPr>
-                <w:rFonts w:ascii="Arial" w:hAnsi="Arial" w:cs="Arial"/>
-              </w:rPr>
-            </w:pPr>
-          </w:p>
-        </w:tc>
-        <w:tc>
-          <w:tcPr>
-            <w:tcW w:w="1134" w:type="dxa"/>
-            <w:tcBorders>
-              <w:top w:val="single" w:sz="4" w:space="0" w:color="auto"/>
-              <w:left w:val="single" w:sz="4" w:space="0" w:color="auto"/>
-              <w:bottom w:val="single" w:sz="4" w:space="0" w:color="auto"/>
-              <w:right w:val="single" w:sz="4" w:space="0" w:color="auto"/>
-            </w:tcBorders>
-            <w:vAlign w:val="center"/>
-          </w:tcPr>
-          <w:p>
-            <w:pPr>
-              <w:spacing w:after="0" w:line="240" w:lineRule="auto"/>
-              <w:rPr>
-                <w:rFonts w:ascii="Arial" w:hAnsi="Arial" w:cs="Arial"/>
-              </w:rPr>
-            </w:pPr>
-          </w:p>
-        </w:tc>
-        <w:tc>
-          <w:tcPr>
-            <w:tcW w:w="1418" w:type="dxa"/>
-            <w:tcBorders>
-              <w:top w:val="single" w:sz="4" w:space="0" w:color="auto"/>
-              <w:left w:val="single" w:sz="4" w:space="0" w:color="auto"/>
-              <w:bottom w:val="single" w:sz="4" w:space="0" w:color="auto"/>
-              <w:right w:val="single" w:sz="4" w:space="0" w:color="auto"/>
-            </w:tcBorders>
-            <w:vAlign w:val="center"/>
-          </w:tcPr>
-          <w:p>
-            <w:pPr>
-              <w:spacing w:after="0" w:line="240" w:lineRule="auto"/>
-              <w:rPr>
-                <w:rFonts w:ascii="Arial" w:hAnsi="Arial" w:cs="Arial"/>
-              </w:rPr>
-            </w:pPr>
-          </w:p>
-        </w:tc>
-        <w:tc>
-          <w:tcPr>
-            <w:tcW w:w="1134" w:type="dxa"/>
-            <w:tcBorders>
-              <w:top w:val="single" w:sz="4" w:space="0" w:color="auto"/>
-              <w:left w:val="single" w:sz="4" w:space="0" w:color="auto"/>
-              <w:bottom w:val="single" w:sz="4" w:space="0" w:color="auto"/>
-              <w:right w:val="single" w:sz="4" w:space="0" w:color="auto"/>
-            </w:tcBorders>
-            <w:vAlign w:val="center"/>
-          </w:tcPr>
-          <w:p>
-            <w:pPr>
-              <w:spacing w:after="0" w:line="240" w:lineRule="auto"/>
-              <w:rPr>
-                <w:rFonts w:ascii="Arial" w:hAnsi="Arial" w:cs="Arial"/>
-              </w:rPr>
-            </w:pPr>
-          </w:p>
-        </w:tc>
-        <w:tc>
-          <w:tcPr>
-            <w:tcW w:w="1134" w:type="dxa"/>
-            <w:vMerge/>
-            <w:tcBorders>
-              <w:left w:val="single" w:sz="4" w:space="0" w:color="auto"/>
-              <w:bottom w:val="single" w:sz="4" w:space="0" w:color="auto"/>
-              <w:right w:val="single" w:sz="4" w:space="0" w:color="auto"/>
-            </w:tcBorders>
-            <w:vAlign w:val="center"/>
-          </w:tcPr>
-          <w:p>
-            <w:pPr>
-              <w:spacing w:after="0" w:line="240" w:lineRule="auto"/>
-              <w:rPr>
-                <w:rFonts w:ascii="Arial" w:hAnsi="Arial" w:cs="Arial"/>
-              </w:rPr>
-            </w:pPr>
-          </w:p>
-        </w:tc>
-      </w:tr>
-      <w:tr>
-        <w:trPr>
-          <w:trHeight w:val="113"/>
-          <w:jc w:val="center"/>
-        </w:trPr>
-        <w:tc>
-          <w:tcPr>
-            <w:tcW w:w="851" w:type="dxa"/>
-            <w:tcBorders>
-              <w:top w:val="single" w:sz="4" w:space="0" w:color="auto"/>
-              <w:left w:val="single" w:sz="4" w:space="0" w:color="auto"/>
-              <w:bottom w:val="single" w:sz="4" w:space="0" w:color="auto"/>
-              <w:right w:val="single" w:sz="4" w:space="0" w:color="auto"/>
-            </w:tcBorders>
-            <w:vAlign w:val="center"/>
-          </w:tcPr>
-          <w:p>
-            <w:pPr>
-              <w:spacing w:after="0" w:line="240" w:lineRule="auto"/>
-              <w:jc w:val="center"/>
-              <w:rPr>
-                <w:rFonts w:ascii="Arial" w:hAnsi="Arial" w:cs="Arial"/>
-                <w:sz w:val="20"/>
-                <w:szCs w:val="20"/>
-              </w:rPr>
-            </w:pPr>
-            <w:r>
-              <w:rPr>
-                <w:rFonts w:ascii="Arial" w:hAnsi="Arial" w:cs="Arial" w:hint="eastAsia"/>
-                <w:sz w:val="20"/>
-                <w:szCs w:val="20"/>
-              </w:rPr>
-              <w:t>Weft1</w:t>
-            </w:r>
-          </w:p>
-        </w:tc>
-        <w:tc>
-          <w:tcPr>
-            <w:tcW w:w="1134" w:type="dxa"/>
-            <w:tcBorders>
-              <w:top w:val="single" w:sz="4" w:space="0" w:color="auto"/>
-              <w:left w:val="single" w:sz="4" w:space="0" w:color="auto"/>
-              <w:bottom w:val="single" w:sz="4" w:space="0" w:color="auto"/>
-              <w:right w:val="single" w:sz="4" w:space="0" w:color="auto"/>
-            </w:tcBorders>
-            <w:vAlign w:val="center"/>
-          </w:tcPr>
-          <w:p>
-            <w:pPr>
-              <w:spacing w:after="0" w:line="240" w:lineRule="auto"/>
-              <w:rPr>
-                <w:rFonts w:ascii="Arial" w:hAnsi="Arial" w:cs="Arial"/>
-              </w:rPr>
-            </w:pPr>
-          </w:p>
-        </w:tc>
-        <w:tc>
-          <w:tcPr>
-            <w:tcW w:w="1417" w:type="dxa"/>
-            <w:tcBorders>
-              <w:top w:val="single" w:sz="4" w:space="0" w:color="auto"/>
-              <w:left w:val="single" w:sz="4" w:space="0" w:color="auto"/>
-              <w:bottom w:val="single" w:sz="4" w:space="0" w:color="auto"/>
-              <w:right w:val="single" w:sz="4" w:space="0" w:color="auto"/>
-            </w:tcBorders>
-            <w:vAlign w:val="center"/>
-          </w:tcPr>
-          <w:p>
-            <w:pPr>
-              <w:spacing w:after="0" w:line="240" w:lineRule="auto"/>
-              <w:rPr>
-                <w:rFonts w:ascii="Arial" w:hAnsi="Arial" w:cs="Arial"/>
-              </w:rPr>
-            </w:pPr>
-          </w:p>
-        </w:tc>
-        <w:tc>
-          <w:tcPr>
-            <w:tcW w:w="1134" w:type="dxa"/>
-            <w:tcBorders>
-              <w:top w:val="single" w:sz="4" w:space="0" w:color="auto"/>
-              <w:left w:val="single" w:sz="4" w:space="0" w:color="auto"/>
-              <w:bottom w:val="single" w:sz="4" w:space="0" w:color="auto"/>
-              <w:right w:val="single" w:sz="4" w:space="0" w:color="auto"/>
-            </w:tcBorders>
-            <w:vAlign w:val="center"/>
-          </w:tcPr>
-          <w:p>
-            <w:pPr>
-              <w:spacing w:after="0" w:line="240" w:lineRule="auto"/>
-              <w:rPr>
-                <w:rFonts w:ascii="Arial" w:hAnsi="Arial" w:cs="Arial"/>
-              </w:rPr>
-            </w:pPr>
-          </w:p>
-        </w:tc>
-        <w:tc>
-          <w:tcPr>
-            <w:tcW w:w="1134" w:type="dxa"/>
-            <w:vMerge w:val="restart"/>
-            <w:tcBorders>
-              <w:top w:val="single" w:sz="4" w:space="0" w:color="auto"/>
-              <w:left w:val="single" w:sz="4" w:space="0" w:color="auto"/>
-              <w:right w:val="single" w:sz="4" w:space="0" w:color="auto"/>
-            </w:tcBorders>
-            <w:vAlign w:val="center"/>
-          </w:tcPr>
-          <w:p>
-            <w:pPr>
-              <w:spacing w:after="0" w:line="240" w:lineRule="auto"/>
-              <w:rPr>
-                <w:rFonts w:ascii="Arial" w:hAnsi="Arial" w:cs="Arial"/>
-              </w:rPr>
-            </w:pPr>
-          </w:p>
-        </w:tc>
-        <w:tc>
-          <w:tcPr>
-            <w:tcW w:w="1134" w:type="dxa"/>
-            <w:tcBorders>
-              <w:top w:val="single" w:sz="4" w:space="0" w:color="auto"/>
-              <w:left w:val="single" w:sz="4" w:space="0" w:color="auto"/>
-              <w:bottom w:val="single" w:sz="4" w:space="0" w:color="auto"/>
-              <w:right w:val="single" w:sz="4" w:space="0" w:color="auto"/>
-            </w:tcBorders>
-            <w:vAlign w:val="center"/>
-          </w:tcPr>
-          <w:p>
-            <w:pPr>
-              <w:spacing w:after="0" w:line="240" w:lineRule="auto"/>
-              <w:rPr>
-                <w:rFonts w:ascii="Arial" w:hAnsi="Arial" w:cs="Arial"/>
-              </w:rPr>
-            </w:pPr>
-          </w:p>
-        </w:tc>
-        <w:tc>
-          <w:tcPr>
-            <w:tcW w:w="1418" w:type="dxa"/>
-            <w:tcBorders>
-              <w:top w:val="single" w:sz="4" w:space="0" w:color="auto"/>
-              <w:left w:val="single" w:sz="4" w:space="0" w:color="auto"/>
-              <w:bottom w:val="single" w:sz="4" w:space="0" w:color="auto"/>
-              <w:right w:val="single" w:sz="4" w:space="0" w:color="auto"/>
-            </w:tcBorders>
-            <w:vAlign w:val="center"/>
-          </w:tcPr>
-          <w:p>
-            <w:pPr>
-              <w:spacing w:after="0" w:line="240" w:lineRule="auto"/>
-              <w:rPr>
-                <w:rFonts w:ascii="Arial" w:hAnsi="Arial" w:cs="Arial"/>
-              </w:rPr>
-            </w:pPr>
-          </w:p>
-        </w:tc>
-        <w:tc>
-          <w:tcPr>
-            <w:tcW w:w="1134" w:type="dxa"/>
-            <w:tcBorders>
-              <w:top w:val="single" w:sz="4" w:space="0" w:color="auto"/>
-              <w:left w:val="single" w:sz="4" w:space="0" w:color="auto"/>
-              <w:bottom w:val="single" w:sz="4" w:space="0" w:color="auto"/>
-              <w:right w:val="single" w:sz="4" w:space="0" w:color="auto"/>
-            </w:tcBorders>
-            <w:vAlign w:val="center"/>
-          </w:tcPr>
-          <w:p>
-            <w:pPr>
-              <w:spacing w:after="0" w:line="240" w:lineRule="auto"/>
-              <w:rPr>
-                <w:rFonts w:ascii="Arial" w:hAnsi="Arial" w:cs="Arial"/>
-              </w:rPr>
-            </w:pPr>
-          </w:p>
-        </w:tc>
-        <w:tc>
-          <w:tcPr>
-            <w:tcW w:w="1134" w:type="dxa"/>
-            <w:vMerge w:val="restart"/>
-            <w:tcBorders>
-              <w:top w:val="single" w:sz="4" w:space="0" w:color="auto"/>
-              <w:left w:val="single" w:sz="4" w:space="0" w:color="auto"/>
-              <w:right w:val="single" w:sz="4" w:space="0" w:color="auto"/>
-            </w:tcBorders>
-            <w:vAlign w:val="center"/>
-          </w:tcPr>
-          <w:p>
-            <w:pPr>
-              <w:spacing w:after="0" w:line="240" w:lineRule="auto"/>
-              <w:rPr>
-                <w:rFonts w:ascii="Arial" w:hAnsi="Arial" w:cs="Arial"/>
-              </w:rPr>
-            </w:pPr>
-          </w:p>
-        </w:tc>
-      </w:tr>
-      <w:tr>
-        <w:trPr>
-          <w:trHeight w:val="113"/>
-          <w:jc w:val="center"/>
-        </w:trPr>
-        <w:tc>
-          <w:tcPr>
-            <w:tcW w:w="851" w:type="dxa"/>
-            <w:tcBorders>
-              <w:top w:val="single" w:sz="4" w:space="0" w:color="auto"/>
-              <w:left w:val="single" w:sz="4" w:space="0" w:color="auto"/>
-              <w:bottom w:val="single" w:sz="4" w:space="0" w:color="auto"/>
-              <w:right w:val="single" w:sz="4" w:space="0" w:color="auto"/>
-            </w:tcBorders>
-            <w:vAlign w:val="center"/>
-          </w:tcPr>
-          <w:p>
-            <w:pPr>
-              <w:spacing w:after="0" w:line="240" w:lineRule="auto"/>
-              <w:jc w:val="center"/>
-              <w:rPr>
-                <w:rFonts w:ascii="Arial" w:hAnsi="Arial" w:cs="Arial"/>
-                <w:sz w:val="20"/>
-                <w:szCs w:val="20"/>
-              </w:rPr>
-            </w:pPr>
-            <w:r>
-              <w:rPr>
-                <w:rFonts w:ascii="Arial" w:hAnsi="Arial" w:cs="Arial" w:hint="eastAsia"/>
-                <w:sz w:val="20"/>
-                <w:szCs w:val="20"/>
-              </w:rPr>
-              <w:t>Weft2</w:t>
-            </w:r>
-          </w:p>
-        </w:tc>
-        <w:tc>
-          <w:tcPr>
-            <w:tcW w:w="1134" w:type="dxa"/>
-            <w:tcBorders>
-              <w:top w:val="single" w:sz="4" w:space="0" w:color="auto"/>
-              <w:left w:val="single" w:sz="4" w:space="0" w:color="auto"/>
-              <w:bottom w:val="single" w:sz="4" w:space="0" w:color="auto"/>
-              <w:right w:val="single" w:sz="4" w:space="0" w:color="auto"/>
-            </w:tcBorders>
-            <w:vAlign w:val="center"/>
-          </w:tcPr>
-          <w:p>
-            <w:pPr>
-              <w:spacing w:after="0" w:line="240" w:lineRule="auto"/>
-              <w:rPr>
-                <w:rFonts w:ascii="Arial" w:hAnsi="Arial" w:cs="Arial"/>
-              </w:rPr>
-            </w:pPr>
-          </w:p>
-        </w:tc>
-        <w:tc>
-          <w:tcPr>
-            <w:tcW w:w="1417" w:type="dxa"/>
-            <w:tcBorders>
-              <w:top w:val="single" w:sz="4" w:space="0" w:color="auto"/>
-              <w:left w:val="single" w:sz="4" w:space="0" w:color="auto"/>
-              <w:bottom w:val="single" w:sz="4" w:space="0" w:color="auto"/>
-              <w:right w:val="single" w:sz="4" w:space="0" w:color="auto"/>
-            </w:tcBorders>
-            <w:vAlign w:val="center"/>
-          </w:tcPr>
-          <w:p>
-            <w:pPr>
-              <w:spacing w:after="0" w:line="240" w:lineRule="auto"/>
-              <w:rPr>
-                <w:rFonts w:ascii="Arial" w:hAnsi="Arial" w:cs="Arial"/>
-              </w:rPr>
-            </w:pPr>
-          </w:p>
-        </w:tc>
-        <w:tc>
-          <w:tcPr>
-            <w:tcW w:w="1134" w:type="dxa"/>
-            <w:tcBorders>
-              <w:top w:val="single" w:sz="4" w:space="0" w:color="auto"/>
-              <w:left w:val="single" w:sz="4" w:space="0" w:color="auto"/>
-              <w:bottom w:val="single" w:sz="4" w:space="0" w:color="auto"/>
-              <w:right w:val="single" w:sz="4" w:space="0" w:color="auto"/>
-            </w:tcBorders>
-            <w:vAlign w:val="center"/>
-          </w:tcPr>
-          <w:p>
-            <w:pPr>
-              <w:spacing w:after="0" w:line="240" w:lineRule="auto"/>
-              <w:rPr>
-                <w:rFonts w:ascii="Arial" w:hAnsi="Arial" w:cs="Arial"/>
-              </w:rPr>
-            </w:pPr>
-          </w:p>
-        </w:tc>
-        <w:tc>
-          <w:tcPr>
-            <w:tcW w:w="1134" w:type="dxa"/>
-            <w:vMerge/>
-            <w:tcBorders>
-              <w:left w:val="single" w:sz="4" w:space="0" w:color="auto"/>
-              <w:right w:val="single" w:sz="4" w:space="0" w:color="auto"/>
-            </w:tcBorders>
-            <w:vAlign w:val="center"/>
-          </w:tcPr>
-          <w:p>
-            <w:pPr>
-              <w:spacing w:after="0" w:line="240" w:lineRule="auto"/>
-              <w:rPr>
-                <w:rFonts w:ascii="Arial" w:hAnsi="Arial" w:cs="Arial"/>
-              </w:rPr>
-            </w:pPr>
-          </w:p>
-        </w:tc>
-        <w:tc>
-          <w:tcPr>
-            <w:tcW w:w="1134" w:type="dxa"/>
-            <w:tcBorders>
-              <w:top w:val="single" w:sz="4" w:space="0" w:color="auto"/>
-              <w:left w:val="single" w:sz="4" w:space="0" w:color="auto"/>
-              <w:bottom w:val="single" w:sz="4" w:space="0" w:color="auto"/>
-              <w:right w:val="single" w:sz="4" w:space="0" w:color="auto"/>
-            </w:tcBorders>
-            <w:vAlign w:val="center"/>
-          </w:tcPr>
-          <w:p>
-            <w:pPr>
-              <w:spacing w:after="0" w:line="240" w:lineRule="auto"/>
-              <w:rPr>
-                <w:rFonts w:ascii="Arial" w:hAnsi="Arial" w:cs="Arial"/>
-              </w:rPr>
-            </w:pPr>
-          </w:p>
-        </w:tc>
-        <w:tc>
-          <w:tcPr>
-            <w:tcW w:w="1418" w:type="dxa"/>
-            <w:tcBorders>
-              <w:top w:val="single" w:sz="4" w:space="0" w:color="auto"/>
-              <w:left w:val="single" w:sz="4" w:space="0" w:color="auto"/>
-              <w:bottom w:val="single" w:sz="4" w:space="0" w:color="auto"/>
-              <w:right w:val="single" w:sz="4" w:space="0" w:color="auto"/>
-            </w:tcBorders>
-            <w:vAlign w:val="center"/>
-          </w:tcPr>
-          <w:p>
-            <w:pPr>
-              <w:spacing w:after="0" w:line="240" w:lineRule="auto"/>
-              <w:rPr>
-                <w:rFonts w:ascii="Arial" w:hAnsi="Arial" w:cs="Arial"/>
-              </w:rPr>
-            </w:pPr>
-          </w:p>
-        </w:tc>
-        <w:tc>
-          <w:tcPr>
-            <w:tcW w:w="1134" w:type="dxa"/>
-            <w:tcBorders>
-              <w:top w:val="single" w:sz="4" w:space="0" w:color="auto"/>
-              <w:left w:val="single" w:sz="4" w:space="0" w:color="auto"/>
-              <w:bottom w:val="single" w:sz="4" w:space="0" w:color="auto"/>
-              <w:right w:val="single" w:sz="4" w:space="0" w:color="auto"/>
-            </w:tcBorders>
-            <w:vAlign w:val="center"/>
-          </w:tcPr>
-          <w:p>
-            <w:pPr>
-              <w:spacing w:after="0" w:line="240" w:lineRule="auto"/>
-              <w:rPr>
-                <w:rFonts w:ascii="Arial" w:hAnsi="Arial" w:cs="Arial"/>
-              </w:rPr>
-            </w:pPr>
-          </w:p>
-        </w:tc>
-        <w:tc>
-          <w:tcPr>
-            <w:tcW w:w="1134" w:type="dxa"/>
-            <w:vMerge/>
-            <w:tcBorders>
-              <w:left w:val="single" w:sz="4" w:space="0" w:color="auto"/>
-              <w:right w:val="single" w:sz="4" w:space="0" w:color="auto"/>
-            </w:tcBorders>
-            <w:vAlign w:val="center"/>
-          </w:tcPr>
-          <w:p>
-            <w:pPr>
-              <w:spacing w:after="0" w:line="240" w:lineRule="auto"/>
-              <w:rPr>
-                <w:rFonts w:ascii="Arial" w:hAnsi="Arial" w:cs="Arial"/>
-              </w:rPr>
-            </w:pPr>
-          </w:p>
-        </w:tc>
-      </w:tr>
-      <w:tr>
-        <w:trPr>
-          <w:trHeight w:val="113"/>
-          <w:jc w:val="center"/>
-        </w:trPr>
-        <w:tc>
-          <w:tcPr>
-            <w:tcW w:w="851" w:type="dxa"/>
-            <w:tcBorders>
-              <w:top w:val="single" w:sz="4" w:space="0" w:color="auto"/>
-              <w:left w:val="single" w:sz="4" w:space="0" w:color="auto"/>
-              <w:bottom w:val="single" w:sz="4" w:space="0" w:color="auto"/>
-              <w:right w:val="single" w:sz="4" w:space="0" w:color="auto"/>
-            </w:tcBorders>
-            <w:vAlign w:val="center"/>
-          </w:tcPr>
-          <w:p>
-            <w:pPr>
-              <w:spacing w:after="0" w:line="240" w:lineRule="auto"/>
-              <w:jc w:val="center"/>
-              <w:rPr>
-                <w:rFonts w:ascii="Arial" w:hAnsi="Arial" w:cs="Arial"/>
-                <w:sz w:val="20"/>
-                <w:szCs w:val="20"/>
-              </w:rPr>
-            </w:pPr>
-            <w:r>
-              <w:rPr>
-                <w:rFonts w:ascii="Arial" w:hAnsi="Arial" w:cs="Arial" w:hint="eastAsia"/>
-                <w:sz w:val="20"/>
-                <w:szCs w:val="20"/>
-              </w:rPr>
-              <w:t>Weft3</w:t>
-            </w:r>
-          </w:p>
-        </w:tc>
-        <w:tc>
-          <w:tcPr>
-            <w:tcW w:w="1134" w:type="dxa"/>
-            <w:tcBorders>
-              <w:top w:val="single" w:sz="4" w:space="0" w:color="auto"/>
-              <w:left w:val="single" w:sz="4" w:space="0" w:color="auto"/>
-              <w:bottom w:val="single" w:sz="4" w:space="0" w:color="auto"/>
-              <w:right w:val="single" w:sz="4" w:space="0" w:color="auto"/>
-            </w:tcBorders>
-            <w:vAlign w:val="center"/>
-          </w:tcPr>
-          <w:p>
-            <w:pPr>
-              <w:spacing w:after="0" w:line="240" w:lineRule="auto"/>
-              <w:rPr>
-                <w:rFonts w:ascii="Arial" w:hAnsi="Arial" w:cs="Arial"/>
-              </w:rPr>
-            </w:pPr>
-          </w:p>
-        </w:tc>
-        <w:tc>
-          <w:tcPr>
-            <w:tcW w:w="1417" w:type="dxa"/>
-            <w:tcBorders>
-              <w:top w:val="single" w:sz="4" w:space="0" w:color="auto"/>
-              <w:left w:val="single" w:sz="4" w:space="0" w:color="auto"/>
-              <w:bottom w:val="single" w:sz="4" w:space="0" w:color="auto"/>
-              <w:right w:val="single" w:sz="4" w:space="0" w:color="auto"/>
-            </w:tcBorders>
-            <w:vAlign w:val="center"/>
-          </w:tcPr>
-          <w:p>
-            <w:pPr>
-              <w:spacing w:after="0" w:line="240" w:lineRule="auto"/>
-              <w:rPr>
-                <w:rFonts w:ascii="Arial" w:hAnsi="Arial" w:cs="Arial"/>
-              </w:rPr>
-            </w:pPr>
-          </w:p>
-        </w:tc>
-        <w:tc>
-          <w:tcPr>
-            <w:tcW w:w="1134" w:type="dxa"/>
-            <w:tcBorders>
-              <w:top w:val="single" w:sz="4" w:space="0" w:color="auto"/>
-              <w:left w:val="single" w:sz="4" w:space="0" w:color="auto"/>
-              <w:bottom w:val="single" w:sz="4" w:space="0" w:color="auto"/>
-              <w:right w:val="single" w:sz="4" w:space="0" w:color="auto"/>
-            </w:tcBorders>
-            <w:vAlign w:val="center"/>
-          </w:tcPr>
-          <w:p>
-            <w:pPr>
-              <w:spacing w:after="0" w:line="240" w:lineRule="auto"/>
-              <w:rPr>
-                <w:rFonts w:ascii="Arial" w:hAnsi="Arial" w:cs="Arial"/>
-              </w:rPr>
-            </w:pPr>
-          </w:p>
-        </w:tc>
-        <w:tc>
-          <w:tcPr>
-            <w:tcW w:w="1134" w:type="dxa"/>
-            <w:vMerge/>
-            <w:tcBorders>
-              <w:left w:val="single" w:sz="4" w:space="0" w:color="auto"/>
-              <w:bottom w:val="single" w:sz="4" w:space="0" w:color="auto"/>
-              <w:right w:val="single" w:sz="4" w:space="0" w:color="auto"/>
-            </w:tcBorders>
-            <w:vAlign w:val="center"/>
-          </w:tcPr>
-          <w:p>
-            <w:pPr>
-              <w:spacing w:after="0" w:line="240" w:lineRule="auto"/>
-              <w:rPr>
-                <w:rFonts w:ascii="Arial" w:hAnsi="Arial" w:cs="Arial"/>
-              </w:rPr>
-            </w:pPr>
-          </w:p>
-        </w:tc>
-        <w:tc>
-          <w:tcPr>
-            <w:tcW w:w="1134" w:type="dxa"/>
-            <w:tcBorders>
-              <w:top w:val="single" w:sz="4" w:space="0" w:color="auto"/>
-              <w:left w:val="single" w:sz="4" w:space="0" w:color="auto"/>
-              <w:bottom w:val="single" w:sz="4" w:space="0" w:color="auto"/>
-              <w:right w:val="single" w:sz="4" w:space="0" w:color="auto"/>
-            </w:tcBorders>
-            <w:vAlign w:val="center"/>
-          </w:tcPr>
-          <w:p>
-            <w:pPr>
-              <w:spacing w:after="0" w:line="240" w:lineRule="auto"/>
-              <w:rPr>
-                <w:rFonts w:ascii="Arial" w:hAnsi="Arial" w:cs="Arial"/>
-              </w:rPr>
-            </w:pPr>
-          </w:p>
-        </w:tc>
-        <w:tc>
-          <w:tcPr>
-            <w:tcW w:w="1418" w:type="dxa"/>
-            <w:tcBorders>
-              <w:top w:val="single" w:sz="4" w:space="0" w:color="auto"/>
-              <w:left w:val="single" w:sz="4" w:space="0" w:color="auto"/>
-              <w:bottom w:val="single" w:sz="4" w:space="0" w:color="auto"/>
-              <w:right w:val="single" w:sz="4" w:space="0" w:color="auto"/>
-            </w:tcBorders>
-            <w:vAlign w:val="center"/>
-          </w:tcPr>
-          <w:p>
-            <w:pPr>
-              <w:spacing w:after="0" w:line="240" w:lineRule="auto"/>
-              <w:rPr>
-                <w:rFonts w:ascii="Arial" w:hAnsi="Arial" w:cs="Arial"/>
-              </w:rPr>
-            </w:pPr>
-          </w:p>
-        </w:tc>
-        <w:tc>
-          <w:tcPr>
-            <w:tcW w:w="1134" w:type="dxa"/>
-            <w:tcBorders>
-              <w:top w:val="single" w:sz="4" w:space="0" w:color="auto"/>
-              <w:left w:val="single" w:sz="4" w:space="0" w:color="auto"/>
-              <w:bottom w:val="single" w:sz="4" w:space="0" w:color="auto"/>
-              <w:right w:val="single" w:sz="4" w:space="0" w:color="auto"/>
-            </w:tcBorders>
-            <w:vAlign w:val="center"/>
-          </w:tcPr>
-          <w:p>
-            <w:pPr>
-              <w:spacing w:after="0" w:line="240" w:lineRule="auto"/>
-              <w:rPr>
-                <w:rFonts w:ascii="Arial" w:hAnsi="Arial" w:cs="Arial"/>
-              </w:rPr>
-            </w:pPr>
-          </w:p>
-        </w:tc>
-        <w:tc>
-          <w:tcPr>
-            <w:tcW w:w="1134" w:type="dxa"/>
-            <w:vMerge/>
-            <w:tcBorders>
-              <w:left w:val="single" w:sz="4" w:space="0" w:color="auto"/>
-              <w:bottom w:val="single" w:sz="4" w:space="0" w:color="auto"/>
-              <w:right w:val="single" w:sz="4" w:space="0" w:color="auto"/>
-            </w:tcBorders>
-            <w:vAlign w:val="center"/>
-          </w:tcPr>
-          <w:p>
-            <w:pPr>
-              <w:spacing w:after="0" w:line="240" w:lineRule="auto"/>
-              <w:rPr>
-                <w:rFonts w:ascii="Arial" w:hAnsi="Arial" w:cs="Arial"/>
-              </w:rPr>
-            </w:pPr>
-          </w:p>
-        </w:tc>
-      </w:tr>
-    </w:tbl>
-    <w:p>
-      <w:pPr>
-        <w:tabs>
-          <w:tab w:val="left" w:pos="-720"/>
-        </w:tabs>
-        <w:spacing w:after="0" w:line="240" w:lineRule="auto"/>
-        <w:jc w:val="both"/>
-        <w:rPr>
-          <w:rFonts w:ascii="Arial" w:hAnsi="Arial" w:cs="Arial"/>
+          <w:rFonts w:ascii="Arial" w:hAnsi="Arial" w:cs="Arial" w:hint="eastAsia"/>
           <w:color w:val="000000" w:themeColor="text1"/>
           <w:sz w:val="20"/>
           <w:szCs w:val="20"/>
@@ -4711,7 +2823,7 @@
       </w:r>
     </w:p>
     <w:sectPr>
-      <w:footerReference w:type="default" r:id="rId14"/>
+      <w:footerReference w:type="default" r:id="rId13"/>
       <w:type w:val="continuous"/>
       <w:pgSz w:w="11906" w:h="16838"/>
       <w:pgMar w:top="720" w:right="720" w:bottom="720" w:left="720" w:header="60" w:footer="708" w:gutter="0"/>
@@ -4748,16 +2860,6 @@
 </file>
 
 <file path=word/footer1.xml><?xml version="1.0" encoding="utf-8"?>
-<w:ftr xmlns:wpc="http://schemas.microsoft.com/office/word/2010/wordprocessingCanvas" xmlns:cx="http://schemas.microsoft.com/office/drawing/2014/chartex" xmlns:cx1="http://schemas.microsoft.com/office/drawing/2015/9/8/chartex" xmlns:cx2="http://schemas.microsoft.com/office/drawing/2015/10/21/chartex" xmlns:cx3="http://schemas.microsoft.com/office/drawing/2016/5/9/chartex" xmlns:cx4="http://schemas.microsoft.com/office/drawing/2016/5/10/chartex" xmlns:cx5="http://schemas.microsoft.com/office/drawing/2016/5/11/chartex" xmlns:cx6="http://schemas.microsoft.com/office/drawing/2016/5/12/chartex" xmlns:cx7="http://schemas.microsoft.com/office/drawing/2016/5/13/chartex" xmlns:cx8="http://schemas.microsoft.com/office/drawing/2016/5/14/chartex" xmlns:mc="http://schemas.openxmlformats.org/markup-compatibility/2006" xmlns:aink="http://schemas.microsoft.com/office/drawing/2016/ink" xmlns:am3d="http://schemas.microsoft.com/office/drawing/2017/model3d" xmlns:o="urn:schemas-microsoft-com:office:office" xmlns:oel="http://schemas.microsoft.com/office/2019/extlst" xmlns:r="http://schemas.openxmlformats.org/officeDocument/2006/relationships" xmlns:m="http://schemas.openxmlformats.org/officeDocument/2006/math" xmlns:v="urn:schemas-microsoft-com:vml" xmlns:wp14="http://schemas.microsoft.com/office/word/2010/wordprocessingDrawing" xmlns:wp="http://schemas.openxmlformats.org/drawingml/2006/wordprocessingDrawing" xmlns:w10="urn:schemas-microsoft-com:office:word" xmlns:w="http://schemas.openxmlformats.org/wordprocessingml/2006/main" xmlns:w14="http://schemas.microsoft.com/office/word/2010/wordml" xmlns:w15="http://schemas.microsoft.com/office/word/2012/wordml" xmlns:w16cex="http://schemas.microsoft.com/office/word/2018/wordml/cex" xmlns:w16cid="http://schemas.microsoft.com/office/word/2016/wordml/cid" xmlns:w16="http://schemas.microsoft.com/office/word/2018/wordml" xmlns:w16du="http://schemas.microsoft.com/office/word/2023/wordml/word16du" xmlns:w16sdtdh="http://schemas.microsoft.com/office/word/2020/wordml/sdtdatahash" xmlns:w16sdtfl="http://schemas.microsoft.com/office/word/2024/wordml/sdtformatlock" xmlns:w16se="http://schemas.microsoft.com/office/word/2015/wordml/symex" xmlns:wpg="http://schemas.microsoft.com/office/word/2010/wordprocessingGroup" xmlns:wpi="http://schemas.microsoft.com/office/word/2010/wordprocessingInk" xmlns:wne="http://schemas.microsoft.com/office/word/2006/wordml" xmlns:wps="http://schemas.microsoft.com/office/word/2010/wordprocessingShape" mc:Ignorable="w14 w15 w16se w16cid w16 w16cex w16sdtdh w16sdtfl w16du wp14">
-  <w:p>
-    <w:pPr>
-      <w:pStyle w:val="a5"/>
-    </w:pPr>
-  </w:p>
-</w:ftr>
-</file>
-
-<file path=word/footer2.xml><?xml version="1.0" encoding="utf-8"?>
 <w:ftr xmlns:wpc="http://schemas.microsoft.com/office/word/2010/wordprocessingCanvas" xmlns:cx="http://schemas.microsoft.com/office/drawing/2014/chartex" xmlns:cx1="http://schemas.microsoft.com/office/drawing/2015/9/8/chartex" xmlns:cx2="http://schemas.microsoft.com/office/drawing/2015/10/21/chartex" xmlns:cx3="http://schemas.microsoft.com/office/drawing/2016/5/9/chartex" xmlns:cx4="http://schemas.microsoft.com/office/drawing/2016/5/10/chartex" xmlns:cx5="http://schemas.microsoft.com/office/drawing/2016/5/11/chartex" xmlns:cx6="http://schemas.microsoft.com/office/drawing/2016/5/12/chartex" xmlns:cx7="http://schemas.microsoft.com/office/drawing/2016/5/13/chartex" xmlns:cx8="http://schemas.microsoft.com/office/drawing/2016/5/14/chartex" xmlns:mc="http://schemas.openxmlformats.org/markup-compatibility/2006" xmlns:aink="http://schemas.microsoft.com/office/drawing/2016/ink" xmlns:am3d="http://schemas.microsoft.com/office/drawing/2017/model3d" xmlns:o="urn:schemas-microsoft-com:office:office" xmlns:oel="http://schemas.microsoft.com/office/2019/extlst" xmlns:r="http://schemas.openxmlformats.org/officeDocument/2006/relationships" xmlns:m="http://schemas.openxmlformats.org/officeDocument/2006/math" xmlns:v="urn:schemas-microsoft-com:vml" xmlns:wp14="http://schemas.microsoft.com/office/word/2010/wordprocessingDrawing" xmlns:wp="http://schemas.openxmlformats.org/drawingml/2006/wordprocessingDrawing" xmlns:w10="urn:schemas-microsoft-com:office:word" xmlns:w="http://schemas.openxmlformats.org/wordprocessingml/2006/main" xmlns:w14="http://schemas.microsoft.com/office/word/2010/wordml" xmlns:w15="http://schemas.microsoft.com/office/word/2012/wordml" xmlns:w16cex="http://schemas.microsoft.com/office/word/2018/wordml/cex" xmlns:w16cid="http://schemas.microsoft.com/office/word/2016/wordml/cid" xmlns:w16="http://schemas.microsoft.com/office/word/2018/wordml" xmlns:w16du="http://schemas.microsoft.com/office/word/2023/wordml/word16du" xmlns:w16sdtdh="http://schemas.microsoft.com/office/word/2020/wordml/sdtdatahash" xmlns:w16sdtfl="http://schemas.microsoft.com/office/word/2024/wordml/sdtformatlock" xmlns:w16se="http://schemas.microsoft.com/office/word/2015/wordml/symex" xmlns:wpg="http://schemas.microsoft.com/office/word/2010/wordprocessingGroup" xmlns:wpi="http://schemas.microsoft.com/office/word/2010/wordprocessingInk" xmlns:wne="http://schemas.microsoft.com/office/word/2006/wordml" xmlns:wps="http://schemas.microsoft.com/office/word/2010/wordprocessingShape" mc:Ignorable="w14 w15 w16se w16cid w16 w16cex w16sdtdh w16sdtfl w16du wp14">
   <w:tbl>
     <w:tblPr>
@@ -5017,7 +3119,7 @@
 </w:ftr>
 </file>
 
-<file path=word/footer3.xml><?xml version="1.0" encoding="utf-8"?>
+<file path=word/footer2.xml><?xml version="1.0" encoding="utf-8"?>
 <w:ftr xmlns:wpc="http://schemas.microsoft.com/office/word/2010/wordprocessingCanvas" xmlns:cx="http://schemas.microsoft.com/office/drawing/2014/chartex" xmlns:cx1="http://schemas.microsoft.com/office/drawing/2015/9/8/chartex" xmlns:cx2="http://schemas.microsoft.com/office/drawing/2015/10/21/chartex" xmlns:cx3="http://schemas.microsoft.com/office/drawing/2016/5/9/chartex" xmlns:cx4="http://schemas.microsoft.com/office/drawing/2016/5/10/chartex" xmlns:cx5="http://schemas.microsoft.com/office/drawing/2016/5/11/chartex" xmlns:cx6="http://schemas.microsoft.com/office/drawing/2016/5/12/chartex" xmlns:cx7="http://schemas.microsoft.com/office/drawing/2016/5/13/chartex" xmlns:cx8="http://schemas.microsoft.com/office/drawing/2016/5/14/chartex" xmlns:mc="http://schemas.openxmlformats.org/markup-compatibility/2006" xmlns:aink="http://schemas.microsoft.com/office/drawing/2016/ink" xmlns:am3d="http://schemas.microsoft.com/office/drawing/2017/model3d" xmlns:o="urn:schemas-microsoft-com:office:office" xmlns:oel="http://schemas.microsoft.com/office/2019/extlst" xmlns:r="http://schemas.openxmlformats.org/officeDocument/2006/relationships" xmlns:m="http://schemas.openxmlformats.org/officeDocument/2006/math" xmlns:v="urn:schemas-microsoft-com:vml" xmlns:wp14="http://schemas.microsoft.com/office/word/2010/wordprocessingDrawing" xmlns:wp="http://schemas.openxmlformats.org/drawingml/2006/wordprocessingDrawing" xmlns:w10="urn:schemas-microsoft-com:office:word" xmlns:w="http://schemas.openxmlformats.org/wordprocessingml/2006/main" xmlns:w14="http://schemas.microsoft.com/office/word/2010/wordml" xmlns:w15="http://schemas.microsoft.com/office/word/2012/wordml" xmlns:w16cex="http://schemas.microsoft.com/office/word/2018/wordml/cex" xmlns:w16cid="http://schemas.microsoft.com/office/word/2016/wordml/cid" xmlns:w16="http://schemas.microsoft.com/office/word/2018/wordml" xmlns:w16du="http://schemas.microsoft.com/office/word/2023/wordml/word16du" xmlns:w16sdtdh="http://schemas.microsoft.com/office/word/2020/wordml/sdtdatahash" xmlns:w16sdtfl="http://schemas.microsoft.com/office/word/2024/wordml/sdtformatlock" xmlns:w16se="http://schemas.microsoft.com/office/word/2015/wordml/symex" xmlns:wpg="http://schemas.microsoft.com/office/word/2010/wordprocessingGroup" xmlns:wpi="http://schemas.microsoft.com/office/word/2010/wordprocessingInk" xmlns:wne="http://schemas.microsoft.com/office/word/2006/wordml" xmlns:wps="http://schemas.microsoft.com/office/word/2010/wordprocessingShape" mc:Ignorable="w14 w15 w16se w16cid w16 w16cex w16sdtdh w16sdtfl w16du wp14">
   <w:p>
     <w:pPr>
@@ -5084,7 +3186,7 @@
 </w:ftr>
 </file>
 
-<file path=word/footer4.xml><?xml version="1.0" encoding="utf-8"?>
+<file path=word/footer3.xml><?xml version="1.0" encoding="utf-8"?>
 <w:ftr xmlns:wpc="http://schemas.microsoft.com/office/word/2010/wordprocessingCanvas" xmlns:cx="http://schemas.microsoft.com/office/drawing/2014/chartex" xmlns:cx1="http://schemas.microsoft.com/office/drawing/2015/9/8/chartex" xmlns:cx2="http://schemas.microsoft.com/office/drawing/2015/10/21/chartex" xmlns:cx3="http://schemas.microsoft.com/office/drawing/2016/5/9/chartex" xmlns:cx4="http://schemas.microsoft.com/office/drawing/2016/5/10/chartex" xmlns:cx5="http://schemas.microsoft.com/office/drawing/2016/5/11/chartex" xmlns:cx6="http://schemas.microsoft.com/office/drawing/2016/5/12/chartex" xmlns:cx7="http://schemas.microsoft.com/office/drawing/2016/5/13/chartex" xmlns:cx8="http://schemas.microsoft.com/office/drawing/2016/5/14/chartex" xmlns:mc="http://schemas.openxmlformats.org/markup-compatibility/2006" xmlns:aink="http://schemas.microsoft.com/office/drawing/2016/ink" xmlns:am3d="http://schemas.microsoft.com/office/drawing/2017/model3d" xmlns:o="urn:schemas-microsoft-com:office:office" xmlns:oel="http://schemas.microsoft.com/office/2019/extlst" xmlns:r="http://schemas.openxmlformats.org/officeDocument/2006/relationships" xmlns:m="http://schemas.openxmlformats.org/officeDocument/2006/math" xmlns:v="urn:schemas-microsoft-com:vml" xmlns:wp14="http://schemas.microsoft.com/office/word/2010/wordprocessingDrawing" xmlns:wp="http://schemas.openxmlformats.org/drawingml/2006/wordprocessingDrawing" xmlns:w10="urn:schemas-microsoft-com:office:word" xmlns:w="http://schemas.openxmlformats.org/wordprocessingml/2006/main" xmlns:w14="http://schemas.microsoft.com/office/word/2010/wordml" xmlns:w15="http://schemas.microsoft.com/office/word/2012/wordml" xmlns:w16cex="http://schemas.microsoft.com/office/word/2018/wordml/cex" xmlns:w16cid="http://schemas.microsoft.com/office/word/2016/wordml/cid" xmlns:w16="http://schemas.microsoft.com/office/word/2018/wordml" xmlns:w16du="http://schemas.microsoft.com/office/word/2023/wordml/word16du" xmlns:w16sdtdh="http://schemas.microsoft.com/office/word/2020/wordml/sdtdatahash" xmlns:w16sdtfl="http://schemas.microsoft.com/office/word/2024/wordml/sdtformatlock" xmlns:w16se="http://schemas.microsoft.com/office/word/2015/wordml/symex" xmlns:wpg="http://schemas.microsoft.com/office/word/2010/wordprocessingGroup" xmlns:wpi="http://schemas.microsoft.com/office/word/2010/wordprocessingInk" xmlns:wne="http://schemas.microsoft.com/office/word/2006/wordml" xmlns:wps="http://schemas.microsoft.com/office/word/2010/wordprocessingShape" mc:Ignorable="w14 w15 w16se w16cid w16 w16cex w16sdtdh w16sdtfl w16du wp14">
   <w:tbl>
     <w:tblPr>
@@ -5768,7 +3870,7 @@
           <v:path o:extrusionok="f" gradientshapeok="t" o:connecttype="rect"/>
           <o:lock v:ext="edit" aspectratio="t"/>
         </v:shapetype>
-        <v:shape id="WordPictureWatermark23914157" o:spid="_x0000_s1029" type="#_x0000_t75" style="position:absolute;margin-left:0;margin-top:0;width:256.5pt;height:260.25pt;z-index:-251659264;mso-position-horizontal:center;mso-position-horizontal-relative:margin;mso-position-vertical:center;mso-position-vertical-relative:margin" o:allowincell="f">
+        <v:shape id="WordPictureWatermark23914157" o:spid="_x0000_s1029" type="#_x0000_t75" style="position:absolute;margin-left:0;margin-top:0;width:256.5pt;height:260.25pt;z-index:-251658752;mso-position-horizontal:center;mso-position-horizontal-relative:margin;mso-position-vertical:center;mso-position-vertical-relative:margin" o:allowincell="f">
           <v:imagedata r:id="rId1" o:title="untitled111"/>
           <w10:wrap anchorx="margin" anchory="margin"/>
         </v:shape>
@@ -5985,7 +4087,7 @@
         <w:tab w:val="right" w:pos="10490"/>
       </w:tabs>
       <w:rPr>
-        <w:rFonts w:ascii="Arial" w:hAnsi="Arial" w:cs="Arial" w:hint="eastAsia"/>
+        <w:rFonts w:ascii="Arial" w:hAnsi="Arial" w:cs="Arial"/>
         <w:sz w:val="20"/>
         <w:szCs w:val="20"/>
       </w:rPr>
